--- a/output/final-defense/04-设计报告.docx
+++ b/output/final-defense/04-设计报告.docx
@@ -41,6 +41,487 @@
         <w:t>系统采用 Vue 3 前端、Spring Boot 3 后端和关系型数据库。前端负责路由、表单和流程可视化；后端负责认证授权、业务状态机、文件存储、日志审计和统计查询。</w:t>
       </w:r>
     </w:p>
+    <w:tbl>
+      <w:tblPr>
+        <w:tblStyle w:val="TableGrid"/>
+        <w:tblW w:type="auto" w:w="0"/>
+        <w:tblLayout w:type="autofit"/>
+        <w:tblLook w:firstColumn="1" w:firstRow="1" w:lastColumn="0" w:lastRow="0" w:noHBand="0" w:noVBand="1" w:val="04A0"/>
+      </w:tblPr>
+      <w:tblGrid>
+        <w:gridCol w:w="2448"/>
+        <w:gridCol w:w="2448"/>
+        <w:gridCol w:w="2448"/>
+        <w:gridCol w:w="2448"/>
+      </w:tblGrid>
+      <w:tr>
+        <w:tc>
+          <w:tcPr>
+            <w:tcW w:type="dxa" w:w="2448"/>
+            <w:shd w:fill="F2F4F7"/>
+            <w:vAlign w:val="center"/>
+          </w:tcPr>
+          <w:p>
+            <w:r/>
+            <w:r>
+              <w:rPr>
+                <w:b/>
+                <w:sz w:val="18"/>
+              </w:rPr>
+              <w:t>层次</w:t>
+            </w:r>
+          </w:p>
+        </w:tc>
+        <w:tc>
+          <w:tcPr>
+            <w:tcW w:type="dxa" w:w="2448"/>
+            <w:shd w:fill="F2F4F7"/>
+            <w:vAlign w:val="center"/>
+          </w:tcPr>
+          <w:p>
+            <w:r/>
+            <w:r>
+              <w:rPr>
+                <w:b/>
+                <w:sz w:val="18"/>
+              </w:rPr>
+              <w:t>主要组件</w:t>
+            </w:r>
+          </w:p>
+        </w:tc>
+        <w:tc>
+          <w:tcPr>
+            <w:tcW w:type="dxa" w:w="2448"/>
+            <w:shd w:fill="F2F4F7"/>
+            <w:vAlign w:val="center"/>
+          </w:tcPr>
+          <w:p>
+            <w:r/>
+            <w:r>
+              <w:rPr>
+                <w:b/>
+                <w:sz w:val="18"/>
+              </w:rPr>
+              <w:t>职责</w:t>
+            </w:r>
+          </w:p>
+        </w:tc>
+        <w:tc>
+          <w:tcPr>
+            <w:tcW w:type="dxa" w:w="2448"/>
+            <w:shd w:fill="F2F4F7"/>
+            <w:vAlign w:val="center"/>
+          </w:tcPr>
+          <w:p>
+            <w:r/>
+            <w:r>
+              <w:rPr>
+                <w:b/>
+                <w:sz w:val="18"/>
+              </w:rPr>
+              <w:t>设计取舍</w:t>
+            </w:r>
+          </w:p>
+        </w:tc>
+      </w:tr>
+      <w:tr>
+        <w:tc>
+          <w:tcPr>
+            <w:tcW w:type="dxa" w:w="2448"/>
+            <w:vAlign w:val="center"/>
+          </w:tcPr>
+          <w:p>
+            <w:r/>
+            <w:r>
+              <w:rPr>
+                <w:b w:val="0"/>
+                <w:sz w:val="18"/>
+              </w:rPr>
+              <w:t>表示层</w:t>
+            </w:r>
+          </w:p>
+        </w:tc>
+        <w:tc>
+          <w:tcPr>
+            <w:tcW w:type="dxa" w:w="2448"/>
+            <w:vAlign w:val="center"/>
+          </w:tcPr>
+          <w:p>
+            <w:r/>
+            <w:r>
+              <w:rPr>
+                <w:b w:val="0"/>
+                <w:sz w:val="18"/>
+              </w:rPr>
+              <w:t>Vue 3、Vue Router、Pinia、Axios</w:t>
+            </w:r>
+          </w:p>
+        </w:tc>
+        <w:tc>
+          <w:tcPr>
+            <w:tcW w:type="dxa" w:w="2448"/>
+            <w:vAlign w:val="center"/>
+          </w:tcPr>
+          <w:p>
+            <w:r/>
+            <w:r>
+              <w:rPr>
+                <w:b w:val="0"/>
+                <w:sz w:val="18"/>
+              </w:rPr>
+              <w:t>页面路由、权限菜单、表单校验、状态徽标、流程页签和上传进度</w:t>
+            </w:r>
+          </w:p>
+        </w:tc>
+        <w:tc>
+          <w:tcPr>
+            <w:tcW w:type="dxa" w:w="2448"/>
+            <w:vAlign w:val="center"/>
+          </w:tcPr>
+          <w:p>
+            <w:r/>
+            <w:r>
+              <w:rPr>
+                <w:b w:val="0"/>
+                <w:sz w:val="18"/>
+              </w:rPr>
+              <w:t>前端只做体验层权限隐藏，最终授权由后端接口控制</w:t>
+            </w:r>
+          </w:p>
+        </w:tc>
+      </w:tr>
+      <w:tr>
+        <w:tc>
+          <w:tcPr>
+            <w:tcW w:type="dxa" w:w="2448"/>
+            <w:vAlign w:val="center"/>
+          </w:tcPr>
+          <w:p>
+            <w:r/>
+            <w:r>
+              <w:rPr>
+                <w:b w:val="0"/>
+                <w:sz w:val="18"/>
+              </w:rPr>
+              <w:t>接口层</w:t>
+            </w:r>
+          </w:p>
+        </w:tc>
+        <w:tc>
+          <w:tcPr>
+            <w:tcW w:type="dxa" w:w="2448"/>
+            <w:vAlign w:val="center"/>
+          </w:tcPr>
+          <w:p>
+            <w:r/>
+            <w:r>
+              <w:rPr>
+                <w:b w:val="0"/>
+                <w:sz w:val="18"/>
+              </w:rPr>
+              <w:t>Controller、CurrentUserArgumentResolver、统一 ApiResponse</w:t>
+            </w:r>
+          </w:p>
+        </w:tc>
+        <w:tc>
+          <w:tcPr>
+            <w:tcW w:type="dxa" w:w="2448"/>
+            <w:vAlign w:val="center"/>
+          </w:tcPr>
+          <w:p>
+            <w:r/>
+            <w:r>
+              <w:rPr>
+                <w:b w:val="0"/>
+                <w:sz w:val="18"/>
+              </w:rPr>
+              <w:t>接收请求、参数校验、当前用户注入、统一响应结构</w:t>
+            </w:r>
+          </w:p>
+        </w:tc>
+        <w:tc>
+          <w:tcPr>
+            <w:tcW w:type="dxa" w:w="2448"/>
+            <w:vAlign w:val="center"/>
+          </w:tcPr>
+          <w:p>
+            <w:r/>
+            <w:r>
+              <w:rPr>
+                <w:b w:val="0"/>
+                <w:sz w:val="18"/>
+              </w:rPr>
+              <w:t>接口路径按资源组织，便于 Swagger 和 Playwright 自动化演示</w:t>
+            </w:r>
+          </w:p>
+        </w:tc>
+      </w:tr>
+      <w:tr>
+        <w:tc>
+          <w:tcPr>
+            <w:tcW w:type="dxa" w:w="2448"/>
+            <w:vAlign w:val="center"/>
+          </w:tcPr>
+          <w:p>
+            <w:r/>
+            <w:r>
+              <w:rPr>
+                <w:b w:val="0"/>
+                <w:sz w:val="18"/>
+              </w:rPr>
+              <w:t>业务层</w:t>
+            </w:r>
+          </w:p>
+        </w:tc>
+        <w:tc>
+          <w:tcPr>
+            <w:tcW w:type="dxa" w:w="2448"/>
+            <w:vAlign w:val="center"/>
+          </w:tcPr>
+          <w:p>
+            <w:r/>
+            <w:r>
+              <w:rPr>
+                <w:b w:val="0"/>
+                <w:sz w:val="18"/>
+              </w:rPr>
+              <w:t>ContractService、ContractQueryService、AttachmentService、TemplateService</w:t>
+            </w:r>
+          </w:p>
+        </w:tc>
+        <w:tc>
+          <w:tcPr>
+            <w:tcW w:type="dxa" w:w="2448"/>
+            <w:vAlign w:val="center"/>
+          </w:tcPr>
+          <w:p>
+            <w:r/>
+            <w:r>
+              <w:rPr>
+                <w:b w:val="0"/>
+                <w:sz w:val="18"/>
+              </w:rPr>
+              <w:t>合同状态机、查询统计、附件分片、模板管理、版本历史</w:t>
+            </w:r>
+          </w:p>
+        </w:tc>
+        <w:tc>
+          <w:tcPr>
+            <w:tcW w:type="dxa" w:w="2448"/>
+            <w:vAlign w:val="center"/>
+          </w:tcPr>
+          <w:p>
+            <w:r/>
+            <w:r>
+              <w:rPr>
+                <w:b w:val="0"/>
+                <w:sz w:val="18"/>
+              </w:rPr>
+              <w:t>写操作集中在服务层，避免控制器拼装状态流转</w:t>
+            </w:r>
+          </w:p>
+        </w:tc>
+      </w:tr>
+      <w:tr>
+        <w:tc>
+          <w:tcPr>
+            <w:tcW w:type="dxa" w:w="2448"/>
+            <w:vAlign w:val="center"/>
+          </w:tcPr>
+          <w:p>
+            <w:r/>
+            <w:r>
+              <w:rPr>
+                <w:b w:val="0"/>
+                <w:sz w:val="18"/>
+              </w:rPr>
+              <w:t>安全层</w:t>
+            </w:r>
+          </w:p>
+        </w:tc>
+        <w:tc>
+          <w:tcPr>
+            <w:tcW w:type="dxa" w:w="2448"/>
+            <w:vAlign w:val="center"/>
+          </w:tcPr>
+          <w:p>
+            <w:r/>
+            <w:r>
+              <w:rPr>
+                <w:b w:val="0"/>
+                <w:sz w:val="18"/>
+              </w:rPr>
+              <w:t>Spring Security、JWT、@RequirePermission、RBAC</w:t>
+            </w:r>
+          </w:p>
+        </w:tc>
+        <w:tc>
+          <w:tcPr>
+            <w:tcW w:type="dxa" w:w="2448"/>
+            <w:vAlign w:val="center"/>
+          </w:tcPr>
+          <w:p>
+            <w:r/>
+            <w:r>
+              <w:rPr>
+                <w:b w:val="0"/>
+                <w:sz w:val="18"/>
+              </w:rPr>
+              <w:t>登录认证、接口鉴权、方法级权限、401/403 分离</w:t>
+            </w:r>
+          </w:p>
+        </w:tc>
+        <w:tc>
+          <w:tcPr>
+            <w:tcW w:type="dxa" w:w="2448"/>
+            <w:vAlign w:val="center"/>
+          </w:tcPr>
+          <w:p>
+            <w:r/>
+            <w:r>
+              <w:rPr>
+                <w:b w:val="0"/>
+                <w:sz w:val="18"/>
+              </w:rPr>
+              <w:t>页面权限和接口权限双层防护，防止绕过前端直接调用接口</w:t>
+            </w:r>
+          </w:p>
+        </w:tc>
+      </w:tr>
+      <w:tr>
+        <w:tc>
+          <w:tcPr>
+            <w:tcW w:type="dxa" w:w="2448"/>
+            <w:vAlign w:val="center"/>
+          </w:tcPr>
+          <w:p>
+            <w:r/>
+            <w:r>
+              <w:rPr>
+                <w:b w:val="0"/>
+                <w:sz w:val="18"/>
+              </w:rPr>
+              <w:t>数据层</w:t>
+            </w:r>
+          </w:p>
+        </w:tc>
+        <w:tc>
+          <w:tcPr>
+            <w:tcW w:type="dxa" w:w="2448"/>
+            <w:vAlign w:val="center"/>
+          </w:tcPr>
+          <w:p>
+            <w:r/>
+            <w:r>
+              <w:rPr>
+                <w:b w:val="0"/>
+                <w:sz w:val="18"/>
+              </w:rPr>
+              <w:t>JPA Repository、Flyway、H2/PostgreSQL/MySQL</w:t>
+            </w:r>
+          </w:p>
+        </w:tc>
+        <w:tc>
+          <w:tcPr>
+            <w:tcW w:type="dxa" w:w="2448"/>
+            <w:vAlign w:val="center"/>
+          </w:tcPr>
+          <w:p>
+            <w:r/>
+            <w:r>
+              <w:rPr>
+                <w:b w:val="0"/>
+                <w:sz w:val="18"/>
+              </w:rPr>
+              <w:t>实体持久化、迁移脚本、测试和部署数据库适配</w:t>
+            </w:r>
+          </w:p>
+        </w:tc>
+        <w:tc>
+          <w:tcPr>
+            <w:tcW w:type="dxa" w:w="2448"/>
+            <w:vAlign w:val="center"/>
+          </w:tcPr>
+          <w:p>
+            <w:r/>
+            <w:r>
+              <w:rPr>
+                <w:b w:val="0"/>
+                <w:sz w:val="18"/>
+              </w:rPr>
+              <w:t>开发测试用 H2，演示/部署可切 PostgreSQL，保留 MySQL profile</w:t>
+            </w:r>
+          </w:p>
+        </w:tc>
+      </w:tr>
+      <w:tr>
+        <w:tc>
+          <w:tcPr>
+            <w:tcW w:type="dxa" w:w="2448"/>
+            <w:vAlign w:val="center"/>
+          </w:tcPr>
+          <w:p>
+            <w:r/>
+            <w:r>
+              <w:rPr>
+                <w:b w:val="0"/>
+                <w:sz w:val="18"/>
+              </w:rPr>
+              <w:t>支撑层</w:t>
+            </w:r>
+          </w:p>
+        </w:tc>
+        <w:tc>
+          <w:tcPr>
+            <w:tcW w:type="dxa" w:w="2448"/>
+            <w:vAlign w:val="center"/>
+          </w:tcPr>
+          <w:p>
+            <w:r/>
+            <w:r>
+              <w:rPr>
+                <w:b w:val="0"/>
+                <w:sz w:val="18"/>
+              </w:rPr>
+              <w:t>OperationLogEvent、ContractChangedEvent、Redis 可选缓存</w:t>
+            </w:r>
+          </w:p>
+        </w:tc>
+        <w:tc>
+          <w:tcPr>
+            <w:tcW w:type="dxa" w:w="2448"/>
+            <w:vAlign w:val="center"/>
+          </w:tcPr>
+          <w:p>
+            <w:r/>
+            <w:r>
+              <w:rPr>
+                <w:b w:val="0"/>
+                <w:sz w:val="18"/>
+              </w:rPr>
+              <w:t>操作审计、统计缓存失效、日志导出</w:t>
+            </w:r>
+          </w:p>
+        </w:tc>
+        <w:tc>
+          <w:tcPr>
+            <w:tcW w:type="dxa" w:w="2448"/>
+            <w:vAlign w:val="center"/>
+          </w:tcPr>
+          <w:p>
+            <w:r/>
+            <w:r>
+              <w:rPr>
+                <w:b w:val="0"/>
+                <w:sz w:val="18"/>
+              </w:rPr>
+              <w:t>通过事件解耦业务写入和审计/缓存副作用</w:t>
+            </w:r>
+          </w:p>
+        </w:tc>
+      </w:tr>
+    </w:tbl>
+    <w:p/>
     <w:p>
       <w:pPr>
         <w:jc w:val="center"/>
@@ -85,7 +566,633 @@
         <w:pStyle w:val="Heading1"/>
       </w:pPr>
       <w:r>
-        <w:t>2. 核心类图</w:t>
+        <w:t>2. 领域模型与数据设计</w:t>
+      </w:r>
+    </w:p>
+    <w:p>
+      <w:r>
+        <w:t>系统的数据模型从原作业文档的合同、客户、用户、角色扩展为“合同聚合 + 流程任务 + 状态历史 + 版本历史 + 附件 + 模板 + 操作日志”。这样做的原因是合同流程存在多角色、多轮次、回退和审计需求，单个状态字段无法解释合同为什么到达某个状态。</w:t>
+      </w:r>
+    </w:p>
+    <w:tbl>
+      <w:tblPr>
+        <w:tblStyle w:val="TableGrid"/>
+        <w:tblW w:type="auto" w:w="0"/>
+        <w:tblLayout w:type="autofit"/>
+        <w:tblLook w:firstColumn="1" w:firstRow="1" w:lastColumn="0" w:lastRow="0" w:noHBand="0" w:noVBand="1" w:val="04A0"/>
+      </w:tblPr>
+      <w:tblGrid>
+        <w:gridCol w:w="2448"/>
+        <w:gridCol w:w="2448"/>
+        <w:gridCol w:w="2448"/>
+        <w:gridCol w:w="2448"/>
+      </w:tblGrid>
+      <w:tr>
+        <w:tc>
+          <w:tcPr>
+            <w:tcW w:type="dxa" w:w="2448"/>
+            <w:shd w:fill="F2F4F7"/>
+            <w:vAlign w:val="center"/>
+          </w:tcPr>
+          <w:p>
+            <w:r/>
+            <w:r>
+              <w:rPr>
+                <w:b/>
+                <w:sz w:val="18"/>
+              </w:rPr>
+              <w:t>实体/表</w:t>
+            </w:r>
+          </w:p>
+        </w:tc>
+        <w:tc>
+          <w:tcPr>
+            <w:tcW w:type="dxa" w:w="2448"/>
+            <w:shd w:fill="F2F4F7"/>
+            <w:vAlign w:val="center"/>
+          </w:tcPr>
+          <w:p>
+            <w:r/>
+            <w:r>
+              <w:rPr>
+                <w:b/>
+                <w:sz w:val="18"/>
+              </w:rPr>
+              <w:t>关键字段</w:t>
+            </w:r>
+          </w:p>
+        </w:tc>
+        <w:tc>
+          <w:tcPr>
+            <w:tcW w:type="dxa" w:w="2448"/>
+            <w:shd w:fill="F2F4F7"/>
+            <w:vAlign w:val="center"/>
+          </w:tcPr>
+          <w:p>
+            <w:r/>
+            <w:r>
+              <w:rPr>
+                <w:b/>
+                <w:sz w:val="18"/>
+              </w:rPr>
+              <w:t>主要关系</w:t>
+            </w:r>
+          </w:p>
+        </w:tc>
+        <w:tc>
+          <w:tcPr>
+            <w:tcW w:type="dxa" w:w="2448"/>
+            <w:shd w:fill="F2F4F7"/>
+            <w:vAlign w:val="center"/>
+          </w:tcPr>
+          <w:p>
+            <w:r/>
+            <w:r>
+              <w:rPr>
+                <w:b/>
+                <w:sz w:val="18"/>
+              </w:rPr>
+              <w:t>用途</w:t>
+            </w:r>
+          </w:p>
+        </w:tc>
+      </w:tr>
+      <w:tr>
+        <w:tc>
+          <w:tcPr>
+            <w:tcW w:type="dxa" w:w="2448"/>
+            <w:vAlign w:val="center"/>
+          </w:tcPr>
+          <w:p>
+            <w:r/>
+            <w:r>
+              <w:rPr>
+                <w:b w:val="0"/>
+                <w:sz w:val="18"/>
+              </w:rPr>
+              <w:t>Contract</w:t>
+            </w:r>
+          </w:p>
+        </w:tc>
+        <w:tc>
+          <w:tcPr>
+            <w:tcW w:type="dxa" w:w="2448"/>
+            <w:vAlign w:val="center"/>
+          </w:tcPr>
+          <w:p>
+            <w:r/>
+            <w:r>
+              <w:rPr>
+                <w:b w:val="0"/>
+                <w:sz w:val="18"/>
+              </w:rPr>
+              <w:t>contractNo、status、currentRound、returnTargetStage、version</w:t>
+            </w:r>
+          </w:p>
+        </w:tc>
+        <w:tc>
+          <w:tcPr>
+            <w:tcW w:type="dxa" w:w="2448"/>
+            <w:vAlign w:val="center"/>
+          </w:tcPr>
+          <w:p>
+            <w:r/>
+            <w:r>
+              <w:rPr>
+                <w:b w:val="0"/>
+                <w:sz w:val="18"/>
+              </w:rPr>
+              <w:t>N:1 Customer、N:1 drafter</w:t>
+            </w:r>
+          </w:p>
+        </w:tc>
+        <w:tc>
+          <w:tcPr>
+            <w:tcW w:type="dxa" w:w="2448"/>
+            <w:vAlign w:val="center"/>
+          </w:tcPr>
+          <w:p>
+            <w:r/>
+            <w:r>
+              <w:rPr>
+                <w:b w:val="0"/>
+                <w:sz w:val="18"/>
+              </w:rPr>
+              <w:t>合同主聚合，保存当前状态、轮次和业务正文</w:t>
+            </w:r>
+          </w:p>
+        </w:tc>
+      </w:tr>
+      <w:tr>
+        <w:tc>
+          <w:tcPr>
+            <w:tcW w:type="dxa" w:w="2448"/>
+            <w:vAlign w:val="center"/>
+          </w:tcPr>
+          <w:p>
+            <w:r/>
+            <w:r>
+              <w:rPr>
+                <w:b w:val="0"/>
+                <w:sz w:val="18"/>
+              </w:rPr>
+              <w:t>ContractTask</w:t>
+            </w:r>
+          </w:p>
+        </w:tc>
+        <w:tc>
+          <w:tcPr>
+            <w:tcW w:type="dxa" w:w="2448"/>
+            <w:vAlign w:val="center"/>
+          </w:tcPr>
+          <w:p>
+            <w:r/>
+            <w:r>
+              <w:rPr>
+                <w:b w:val="0"/>
+                <w:sz w:val="18"/>
+              </w:rPr>
+              <w:t>taskType、taskStatus、assignee、round、opinion、operatedAt</w:t>
+            </w:r>
+          </w:p>
+        </w:tc>
+        <w:tc>
+          <w:tcPr>
+            <w:tcW w:type="dxa" w:w="2448"/>
+            <w:vAlign w:val="center"/>
+          </w:tcPr>
+          <w:p>
+            <w:r/>
+            <w:r>
+              <w:rPr>
+                <w:b w:val="0"/>
+                <w:sz w:val="18"/>
+              </w:rPr>
+              <w:t>N:1 Contract、N:1 SysUser</w:t>
+            </w:r>
+          </w:p>
+        </w:tc>
+        <w:tc>
+          <w:tcPr>
+            <w:tcW w:type="dxa" w:w="2448"/>
+            <w:vAlign w:val="center"/>
+          </w:tcPr>
+          <w:p>
+            <w:r/>
+            <w:r>
+              <w:rPr>
+                <w:b w:val="0"/>
+                <w:sz w:val="18"/>
+              </w:rPr>
+              <w:t>表达分配、会签、定稿、审批、签订、修改等待办和历史任务</w:t>
+            </w:r>
+          </w:p>
+        </w:tc>
+      </w:tr>
+      <w:tr>
+        <w:tc>
+          <w:tcPr>
+            <w:tcW w:type="dxa" w:w="2448"/>
+            <w:vAlign w:val="center"/>
+          </w:tcPr>
+          <w:p>
+            <w:r/>
+            <w:r>
+              <w:rPr>
+                <w:b w:val="0"/>
+                <w:sz w:val="18"/>
+              </w:rPr>
+              <w:t>ContractStateHistory</w:t>
+            </w:r>
+          </w:p>
+        </w:tc>
+        <w:tc>
+          <w:tcPr>
+            <w:tcW w:type="dxa" w:w="2448"/>
+            <w:vAlign w:val="center"/>
+          </w:tcPr>
+          <w:p>
+            <w:r/>
+            <w:r>
+              <w:rPr>
+                <w:b w:val="0"/>
+                <w:sz w:val="18"/>
+              </w:rPr>
+              <w:t>fromStatus、toStatus、operator、remark、createdAt</w:t>
+            </w:r>
+          </w:p>
+        </w:tc>
+        <w:tc>
+          <w:tcPr>
+            <w:tcW w:type="dxa" w:w="2448"/>
+            <w:vAlign w:val="center"/>
+          </w:tcPr>
+          <w:p>
+            <w:r/>
+            <w:r>
+              <w:rPr>
+                <w:b w:val="0"/>
+                <w:sz w:val="18"/>
+              </w:rPr>
+              <w:t>N:1 Contract</w:t>
+            </w:r>
+          </w:p>
+        </w:tc>
+        <w:tc>
+          <w:tcPr>
+            <w:tcW w:type="dxa" w:w="2448"/>
+            <w:vAlign w:val="center"/>
+          </w:tcPr>
+          <w:p>
+            <w:r/>
+            <w:r>
+              <w:rPr>
+                <w:b w:val="0"/>
+                <w:sz w:val="18"/>
+              </w:rPr>
+              <w:t>记录状态跳转，支撑流程时间线</w:t>
+            </w:r>
+          </w:p>
+        </w:tc>
+      </w:tr>
+      <w:tr>
+        <w:tc>
+          <w:tcPr>
+            <w:tcW w:type="dxa" w:w="2448"/>
+            <w:vAlign w:val="center"/>
+          </w:tcPr>
+          <w:p>
+            <w:r/>
+            <w:r>
+              <w:rPr>
+                <w:b w:val="0"/>
+                <w:sz w:val="18"/>
+              </w:rPr>
+              <w:t>ContractVersion</w:t>
+            </w:r>
+          </w:p>
+        </w:tc>
+        <w:tc>
+          <w:tcPr>
+            <w:tcW w:type="dxa" w:w="2448"/>
+            <w:vAlign w:val="center"/>
+          </w:tcPr>
+          <w:p>
+            <w:r/>
+            <w:r>
+              <w:rPr>
+                <w:b w:val="0"/>
+                <w:sz w:val="18"/>
+              </w:rPr>
+              <w:t>versionNo、name、content、operator、remark</w:t>
+            </w:r>
+          </w:p>
+        </w:tc>
+        <w:tc>
+          <w:tcPr>
+            <w:tcW w:type="dxa" w:w="2448"/>
+            <w:vAlign w:val="center"/>
+          </w:tcPr>
+          <w:p>
+            <w:r/>
+            <w:r>
+              <w:rPr>
+                <w:b w:val="0"/>
+                <w:sz w:val="18"/>
+              </w:rPr>
+              <w:t>N:1 Contract</w:t>
+            </w:r>
+          </w:p>
+        </w:tc>
+        <w:tc>
+          <w:tcPr>
+            <w:tcW w:type="dxa" w:w="2448"/>
+            <w:vAlign w:val="center"/>
+          </w:tcPr>
+          <w:p>
+            <w:r/>
+            <w:r>
+              <w:rPr>
+                <w:b w:val="0"/>
+                <w:sz w:val="18"/>
+              </w:rPr>
+              <w:t>记录起草、修改、定稿等文本版本</w:t>
+            </w:r>
+          </w:p>
+        </w:tc>
+      </w:tr>
+      <w:tr>
+        <w:tc>
+          <w:tcPr>
+            <w:tcW w:type="dxa" w:w="2448"/>
+            <w:vAlign w:val="center"/>
+          </w:tcPr>
+          <w:p>
+            <w:r/>
+            <w:r>
+              <w:rPr>
+                <w:b w:val="0"/>
+                <w:sz w:val="18"/>
+              </w:rPr>
+              <w:t>Attachment</w:t>
+            </w:r>
+          </w:p>
+        </w:tc>
+        <w:tc>
+          <w:tcPr>
+            <w:tcW w:type="dxa" w:w="2448"/>
+            <w:vAlign w:val="center"/>
+          </w:tcPr>
+          <w:p>
+            <w:r/>
+            <w:r>
+              <w:rPr>
+                <w:b w:val="0"/>
+                <w:sz w:val="18"/>
+              </w:rPr>
+              <w:t>originalName、storedName、fileSize、uploader、uploadedAt</w:t>
+            </w:r>
+          </w:p>
+        </w:tc>
+        <w:tc>
+          <w:tcPr>
+            <w:tcW w:type="dxa" w:w="2448"/>
+            <w:vAlign w:val="center"/>
+          </w:tcPr>
+          <w:p>
+            <w:r/>
+            <w:r>
+              <w:rPr>
+                <w:b w:val="0"/>
+                <w:sz w:val="18"/>
+              </w:rPr>
+              <w:t>N:1 Contract</w:t>
+            </w:r>
+          </w:p>
+        </w:tc>
+        <w:tc>
+          <w:tcPr>
+            <w:tcW w:type="dxa" w:w="2448"/>
+            <w:vAlign w:val="center"/>
+          </w:tcPr>
+          <w:p>
+            <w:r/>
+            <w:r>
+              <w:rPr>
+                <w:b w:val="0"/>
+                <w:sz w:val="18"/>
+              </w:rPr>
+              <w:t>保存合同附件元数据，物理文件由 FileStorageService 管理</w:t>
+            </w:r>
+          </w:p>
+        </w:tc>
+      </w:tr>
+      <w:tr>
+        <w:tc>
+          <w:tcPr>
+            <w:tcW w:type="dxa" w:w="2448"/>
+            <w:vAlign w:val="center"/>
+          </w:tcPr>
+          <w:p>
+            <w:r/>
+            <w:r>
+              <w:rPr>
+                <w:b w:val="0"/>
+                <w:sz w:val="18"/>
+              </w:rPr>
+              <w:t>ContractTemplate</w:t>
+            </w:r>
+          </w:p>
+        </w:tc>
+        <w:tc>
+          <w:tcPr>
+            <w:tcW w:type="dxa" w:w="2448"/>
+            <w:vAlign w:val="center"/>
+          </w:tcPr>
+          <w:p>
+            <w:r/>
+            <w:r>
+              <w:rPr>
+                <w:b w:val="0"/>
+                <w:sz w:val="18"/>
+              </w:rPr>
+              <w:t>name、enabled、visibleRoles、storedName</w:t>
+            </w:r>
+          </w:p>
+        </w:tc>
+        <w:tc>
+          <w:tcPr>
+            <w:tcW w:type="dxa" w:w="2448"/>
+            <w:vAlign w:val="center"/>
+          </w:tcPr>
+          <w:p>
+            <w:r/>
+            <w:r>
+              <w:rPr>
+                <w:b w:val="0"/>
+                <w:sz w:val="18"/>
+              </w:rPr>
+              <w:t>独立模板资源</w:t>
+            </w:r>
+          </w:p>
+        </w:tc>
+        <w:tc>
+          <w:tcPr>
+            <w:tcW w:type="dxa" w:w="2448"/>
+            <w:vAlign w:val="center"/>
+          </w:tcPr>
+          <w:p>
+            <w:r/>
+            <w:r>
+              <w:rPr>
+                <w:b w:val="0"/>
+                <w:sz w:val="18"/>
+              </w:rPr>
+              <w:t>支持模板上传、下载、启停和角色可见性</w:t>
+            </w:r>
+          </w:p>
+        </w:tc>
+      </w:tr>
+      <w:tr>
+        <w:tc>
+          <w:tcPr>
+            <w:tcW w:type="dxa" w:w="2448"/>
+            <w:vAlign w:val="center"/>
+          </w:tcPr>
+          <w:p>
+            <w:r/>
+            <w:r>
+              <w:rPr>
+                <w:b w:val="0"/>
+                <w:sz w:val="18"/>
+              </w:rPr>
+              <w:t>OperationLog</w:t>
+            </w:r>
+          </w:p>
+        </w:tc>
+        <w:tc>
+          <w:tcPr>
+            <w:tcW w:type="dxa" w:w="2448"/>
+            <w:vAlign w:val="center"/>
+          </w:tcPr>
+          <w:p>
+            <w:r/>
+            <w:r>
+              <w:rPr>
+                <w:b w:val="0"/>
+                <w:sz w:val="18"/>
+              </w:rPr>
+              <w:t>operator、module、action、targetType、content</w:t>
+            </w:r>
+          </w:p>
+        </w:tc>
+        <w:tc>
+          <w:tcPr>
+            <w:tcW w:type="dxa" w:w="2448"/>
+            <w:vAlign w:val="center"/>
+          </w:tcPr>
+          <w:p>
+            <w:r/>
+            <w:r>
+              <w:rPr>
+                <w:b w:val="0"/>
+                <w:sz w:val="18"/>
+              </w:rPr>
+              <w:t>事件监听写入</w:t>
+            </w:r>
+          </w:p>
+        </w:tc>
+        <w:tc>
+          <w:tcPr>
+            <w:tcW w:type="dxa" w:w="2448"/>
+            <w:vAlign w:val="center"/>
+          </w:tcPr>
+          <w:p>
+            <w:r/>
+            <w:r>
+              <w:rPr>
+                <w:b w:val="0"/>
+                <w:sz w:val="18"/>
+              </w:rPr>
+              <w:t>审计用户操作并支持 CSV 导出</w:t>
+            </w:r>
+          </w:p>
+        </w:tc>
+      </w:tr>
+      <w:tr>
+        <w:tc>
+          <w:tcPr>
+            <w:tcW w:type="dxa" w:w="2448"/>
+            <w:vAlign w:val="center"/>
+          </w:tcPr>
+          <w:p>
+            <w:r/>
+            <w:r>
+              <w:rPr>
+                <w:b w:val="0"/>
+                <w:sz w:val="18"/>
+              </w:rPr>
+              <w:t>SysUser/Role/Permission</w:t>
+            </w:r>
+          </w:p>
+        </w:tc>
+        <w:tc>
+          <w:tcPr>
+            <w:tcW w:type="dxa" w:w="2448"/>
+            <w:vAlign w:val="center"/>
+          </w:tcPr>
+          <w:p>
+            <w:r/>
+            <w:r>
+              <w:rPr>
+                <w:b w:val="0"/>
+                <w:sz w:val="18"/>
+              </w:rPr>
+              <w:t>username、roleCode、permissionCode</w:t>
+            </w:r>
+          </w:p>
+        </w:tc>
+        <w:tc>
+          <w:tcPr>
+            <w:tcW w:type="dxa" w:w="2448"/>
+            <w:vAlign w:val="center"/>
+          </w:tcPr>
+          <w:p>
+            <w:r/>
+            <w:r>
+              <w:rPr>
+                <w:b w:val="0"/>
+                <w:sz w:val="18"/>
+              </w:rPr>
+              <w:t>用户-角色-权限多对多</w:t>
+            </w:r>
+          </w:p>
+        </w:tc>
+        <w:tc>
+          <w:tcPr>
+            <w:tcW w:type="dxa" w:w="2448"/>
+            <w:vAlign w:val="center"/>
+          </w:tcPr>
+          <w:p>
+            <w:r/>
+            <w:r>
+              <w:rPr>
+                <w:b w:val="0"/>
+                <w:sz w:val="18"/>
+              </w:rPr>
+              <w:t>支撑 RBAC 和方法级授权</w:t>
+            </w:r>
+          </w:p>
+        </w:tc>
+      </w:tr>
+    </w:tbl>
+    <w:p/>
+    <w:p>
+      <w:pPr>
+        <w:pStyle w:val="Heading1"/>
+      </w:pPr>
+      <w:r>
+        <w:t>3. 核心类图</w:t>
       </w:r>
     </w:p>
     <w:p>
@@ -128,11 +1235,24 @@
       </w:r>
     </w:p>
     <w:p>
+      <w:r>
+        <w:t>核心类图展示了合同聚合与任务、附件、用户和服务层之间的关系。ContractService 负责所有会改变流程状态的写操作；ContractAccessGuard 负责查看、修改和加锁入口，避免每个方法重复权限与状态检查；ContractQueryService 负责详情、时间线、版本和查询统计，降低写服务复杂度。</w:t>
+      </w:r>
+    </w:p>
+    <w:p>
       <w:pPr>
         <w:pStyle w:val="Heading1"/>
       </w:pPr>
       <w:r>
-        <w:t>3. 审批时序图</w:t>
+        <w:t>4. 关键流程设计</w:t>
+      </w:r>
+    </w:p>
+    <w:p>
+      <w:pPr>
+        <w:pStyle w:val="Heading2"/>
+      </w:pPr>
+      <w:r>
+        <w:t>4.1 审批与打回时序</w:t>
       </w:r>
     </w:p>
     <w:p>
@@ -176,10 +1296,1221 @@
     </w:p>
     <w:p>
       <w:pPr>
+        <w:pStyle w:val="ListNumber"/>
+      </w:pPr>
+      <w:r>
+        <w:t>前端在合同详情或我的待办中提交审批请求，Axios 自动带上 JWT。</w:t>
+      </w:r>
+    </w:p>
+    <w:p>
+      <w:pPr>
+        <w:pStyle w:val="ListNumber"/>
+      </w:pPr>
+      <w:r>
+        <w:t>JwtAuthenticationFilter 解析 token，CurrentUserArgumentResolver 注入当前用户。</w:t>
+      </w:r>
+    </w:p>
+    <w:p>
+      <w:pPr>
+        <w:pStyle w:val="ListNumber"/>
+      </w:pPr>
+      <w:r>
+        <w:t>Controller 先经过 @RequirePermission，只有具备 contract:approve 的用户可进入审批服务。</w:t>
+      </w:r>
+    </w:p>
+    <w:p>
+      <w:pPr>
+        <w:pStyle w:val="ListNumber"/>
+      </w:pPr>
+      <w:r>
+        <w:t>ContractService 通过 getContractForUpdate 获取加锁聚合，校验合同当前状态、任务归属和任务轮次。</w:t>
+      </w:r>
+    </w:p>
+    <w:p>
+      <w:pPr>
+        <w:pStyle w:val="ListNumber"/>
+      </w:pPr>
+      <w:r>
+        <w:t>审批通过时完成当前审批任务；所有审批任务完成后进入 APPROVED 并生成签订任务。</w:t>
+      </w:r>
+    </w:p>
+    <w:p>
+      <w:pPr>
+        <w:pStyle w:val="ListNumber"/>
+      </w:pPr>
+      <w:r>
+        <w:t>审批打回时设置 returnTargetStage，完成/封存相关任务，合同进入 RETURNED 或 DRAFT 可恢复状态。</w:t>
+      </w:r>
+    </w:p>
+    <w:p>
+      <w:pPr>
+        <w:pStyle w:val="ListNumber"/>
+      </w:pPr>
+      <w:r>
+        <w:t>状态变更同步写入 StateHistory，并发布 ContractChangedEvent / OperationLogEvent。</w:t>
+      </w:r>
+    </w:p>
+    <w:p>
+      <w:pPr>
+        <w:pStyle w:val="Heading2"/>
+      </w:pPr>
+      <w:r>
+        <w:t>4.2 分片上传流程</w:t>
+      </w:r>
+    </w:p>
+    <w:tbl>
+      <w:tblPr>
+        <w:tblStyle w:val="TableGrid"/>
+        <w:tblW w:type="auto" w:w="0"/>
+        <w:tblLayout w:type="autofit"/>
+        <w:tblLook w:firstColumn="1" w:firstRow="1" w:lastColumn="0" w:lastRow="0" w:noHBand="0" w:noVBand="1" w:val="04A0"/>
+      </w:tblPr>
+      <w:tblGrid>
+        <w:gridCol w:w="2448"/>
+        <w:gridCol w:w="2448"/>
+        <w:gridCol w:w="2448"/>
+        <w:gridCol w:w="2448"/>
+      </w:tblGrid>
+      <w:tr>
+        <w:tc>
+          <w:tcPr>
+            <w:tcW w:type="dxa" w:w="2448"/>
+            <w:shd w:fill="F2F4F7"/>
+            <w:vAlign w:val="center"/>
+          </w:tcPr>
+          <w:p>
+            <w:r/>
+            <w:r>
+              <w:rPr>
+                <w:b/>
+                <w:sz w:val="18"/>
+              </w:rPr>
+              <w:t>步骤</w:t>
+            </w:r>
+          </w:p>
+        </w:tc>
+        <w:tc>
+          <w:tcPr>
+            <w:tcW w:type="dxa" w:w="2448"/>
+            <w:shd w:fill="F2F4F7"/>
+            <w:vAlign w:val="center"/>
+          </w:tcPr>
+          <w:p>
+            <w:r/>
+            <w:r>
+              <w:rPr>
+                <w:b/>
+                <w:sz w:val="18"/>
+              </w:rPr>
+              <w:t>前端行为</w:t>
+            </w:r>
+          </w:p>
+        </w:tc>
+        <w:tc>
+          <w:tcPr>
+            <w:tcW w:type="dxa" w:w="2448"/>
+            <w:shd w:fill="F2F4F7"/>
+            <w:vAlign w:val="center"/>
+          </w:tcPr>
+          <w:p>
+            <w:r/>
+            <w:r>
+              <w:rPr>
+                <w:b/>
+                <w:sz w:val="18"/>
+              </w:rPr>
+              <w:t>后端行为</w:t>
+            </w:r>
+          </w:p>
+        </w:tc>
+        <w:tc>
+          <w:tcPr>
+            <w:tcW w:type="dxa" w:w="2448"/>
+            <w:shd w:fill="F2F4F7"/>
+            <w:vAlign w:val="center"/>
+          </w:tcPr>
+          <w:p>
+            <w:r/>
+            <w:r>
+              <w:rPr>
+                <w:b/>
+                <w:sz w:val="18"/>
+              </w:rPr>
+              <w:t>失败恢复</w:t>
+            </w:r>
+          </w:p>
+        </w:tc>
+      </w:tr>
+      <w:tr>
+        <w:tc>
+          <w:tcPr>
+            <w:tcW w:type="dxa" w:w="2448"/>
+            <w:vAlign w:val="center"/>
+          </w:tcPr>
+          <w:p>
+            <w:r/>
+            <w:r>
+              <w:rPr>
+                <w:b w:val="0"/>
+                <w:sz w:val="18"/>
+              </w:rPr>
+              <w:t>创建会话</w:t>
+            </w:r>
+          </w:p>
+        </w:tc>
+        <w:tc>
+          <w:tcPr>
+            <w:tcW w:type="dxa" w:w="2448"/>
+            <w:vAlign w:val="center"/>
+          </w:tcPr>
+          <w:p>
+            <w:r/>
+            <w:r>
+              <w:rPr>
+                <w:b w:val="0"/>
+                <w:sz w:val="18"/>
+              </w:rPr>
+              <w:t>根据文件大小计算 totalChunks，保存 uploadId 到 localStorage</w:t>
+            </w:r>
+          </w:p>
+        </w:tc>
+        <w:tc>
+          <w:tcPr>
+            <w:tcW w:type="dxa" w:w="2448"/>
+            <w:vAlign w:val="center"/>
+          </w:tcPr>
+          <w:p>
+            <w:r/>
+            <w:r>
+              <w:rPr>
+                <w:b w:val="0"/>
+                <w:sz w:val="18"/>
+              </w:rPr>
+              <w:t>校验合同状态、上传人和文件元数据，创建 manifest</w:t>
+            </w:r>
+          </w:p>
+        </w:tc>
+        <w:tc>
+          <w:tcPr>
+            <w:tcW w:type="dxa" w:w="2448"/>
+            <w:vAlign w:val="center"/>
+          </w:tcPr>
+          <w:p>
+            <w:r/>
+            <w:r>
+              <w:rPr>
+                <w:b w:val="0"/>
+                <w:sz w:val="18"/>
+              </w:rPr>
+              <w:t>刷新页面后可用 uploadId 查询会话</w:t>
+            </w:r>
+          </w:p>
+        </w:tc>
+      </w:tr>
+      <w:tr>
+        <w:tc>
+          <w:tcPr>
+            <w:tcW w:type="dxa" w:w="2448"/>
+            <w:vAlign w:val="center"/>
+          </w:tcPr>
+          <w:p>
+            <w:r/>
+            <w:r>
+              <w:rPr>
+                <w:b w:val="0"/>
+                <w:sz w:val="18"/>
+              </w:rPr>
+              <w:t>上传分片</w:t>
+            </w:r>
+          </w:p>
+        </w:tc>
+        <w:tc>
+          <w:tcPr>
+            <w:tcW w:type="dxa" w:w="2448"/>
+            <w:vAlign w:val="center"/>
+          </w:tcPr>
+          <w:p>
+            <w:r/>
+            <w:r>
+              <w:rPr>
+                <w:b w:val="0"/>
+                <w:sz w:val="18"/>
+              </w:rPr>
+              <w:t>按 1MB 切片逐个 PUT，更新进度百分比</w:t>
+            </w:r>
+          </w:p>
+        </w:tc>
+        <w:tc>
+          <w:tcPr>
+            <w:tcW w:type="dxa" w:w="2448"/>
+            <w:vAlign w:val="center"/>
+          </w:tcPr>
+          <w:p>
+            <w:r/>
+            <w:r>
+              <w:rPr>
+                <w:b w:val="0"/>
+                <w:sz w:val="18"/>
+              </w:rPr>
+              <w:t>保存 index.part，并记录已上传分片</w:t>
+            </w:r>
+          </w:p>
+        </w:tc>
+        <w:tc>
+          <w:tcPr>
+            <w:tcW w:type="dxa" w:w="2448"/>
+            <w:vAlign w:val="center"/>
+          </w:tcPr>
+          <w:p>
+            <w:r/>
+            <w:r>
+              <w:rPr>
+                <w:b w:val="0"/>
+                <w:sz w:val="18"/>
+              </w:rPr>
+              <w:t>已完成分片不会重复上传</w:t>
+            </w:r>
+          </w:p>
+        </w:tc>
+      </w:tr>
+      <w:tr>
+        <w:tc>
+          <w:tcPr>
+            <w:tcW w:type="dxa" w:w="2448"/>
+            <w:vAlign w:val="center"/>
+          </w:tcPr>
+          <w:p>
+            <w:r/>
+            <w:r>
+              <w:rPr>
+                <w:b w:val="0"/>
+                <w:sz w:val="18"/>
+              </w:rPr>
+              <w:t>查询会话</w:t>
+            </w:r>
+          </w:p>
+        </w:tc>
+        <w:tc>
+          <w:tcPr>
+            <w:tcW w:type="dxa" w:w="2448"/>
+            <w:vAlign w:val="center"/>
+          </w:tcPr>
+          <w:p>
+            <w:r/>
+            <w:r>
+              <w:rPr>
+                <w:b w:val="0"/>
+                <w:sz w:val="18"/>
+              </w:rPr>
+              <w:t>再次选择同文件时读取本地 uploadId</w:t>
+            </w:r>
+          </w:p>
+        </w:tc>
+        <w:tc>
+          <w:tcPr>
+            <w:tcW w:type="dxa" w:w="2448"/>
+            <w:vAlign w:val="center"/>
+          </w:tcPr>
+          <w:p>
+            <w:r/>
+            <w:r>
+              <w:rPr>
+                <w:b w:val="0"/>
+                <w:sz w:val="18"/>
+              </w:rPr>
+              <w:t>返回 uploadedChunks、chunkSize、totalChunks</w:t>
+            </w:r>
+          </w:p>
+        </w:tc>
+        <w:tc>
+          <w:tcPr>
+            <w:tcW w:type="dxa" w:w="2448"/>
+            <w:vAlign w:val="center"/>
+          </w:tcPr>
+          <w:p>
+            <w:r/>
+            <w:r>
+              <w:rPr>
+                <w:b w:val="0"/>
+                <w:sz w:val="18"/>
+              </w:rPr>
+              <w:t>只补传缺失分片</w:t>
+            </w:r>
+          </w:p>
+        </w:tc>
+      </w:tr>
+      <w:tr>
+        <w:tc>
+          <w:tcPr>
+            <w:tcW w:type="dxa" w:w="2448"/>
+            <w:vAlign w:val="center"/>
+          </w:tcPr>
+          <w:p>
+            <w:r/>
+            <w:r>
+              <w:rPr>
+                <w:b w:val="0"/>
+                <w:sz w:val="18"/>
+              </w:rPr>
+              <w:t>合并完成</w:t>
+            </w:r>
+          </w:p>
+        </w:tc>
+        <w:tc>
+          <w:tcPr>
+            <w:tcW w:type="dxa" w:w="2448"/>
+            <w:vAlign w:val="center"/>
+          </w:tcPr>
+          <w:p>
+            <w:r/>
+            <w:r>
+              <w:rPr>
+                <w:b w:val="0"/>
+                <w:sz w:val="18"/>
+              </w:rPr>
+              <w:t>调用 complete 后刷新附件列表</w:t>
+            </w:r>
+          </w:p>
+        </w:tc>
+        <w:tc>
+          <w:tcPr>
+            <w:tcW w:type="dxa" w:w="2448"/>
+            <w:vAlign w:val="center"/>
+          </w:tcPr>
+          <w:p>
+            <w:r/>
+            <w:r>
+              <w:rPr>
+                <w:b w:val="0"/>
+                <w:sz w:val="18"/>
+              </w:rPr>
+              <w:t>按顺序合并分片，做文件魔数校验，写 Attachment</w:t>
+            </w:r>
+          </w:p>
+        </w:tc>
+        <w:tc>
+          <w:tcPr>
+            <w:tcW w:type="dxa" w:w="2448"/>
+            <w:vAlign w:val="center"/>
+          </w:tcPr>
+          <w:p>
+            <w:r/>
+            <w:r>
+              <w:rPr>
+                <w:b w:val="0"/>
+                <w:sz w:val="18"/>
+              </w:rPr>
+              <w:t>合并失败不生成正式附件</w:t>
+            </w:r>
+          </w:p>
+        </w:tc>
+      </w:tr>
+    </w:tbl>
+    <w:p/>
+    <w:p>
+      <w:pPr>
+        <w:pStyle w:val="Heading2"/>
+      </w:pPr>
+      <w:r>
+        <w:t>4.3 回退模型状态设计</w:t>
+      </w:r>
+    </w:p>
+    <w:tbl>
+      <w:tblPr>
+        <w:tblStyle w:val="TableGrid"/>
+        <w:tblW w:type="auto" w:w="0"/>
+        <w:tblLayout w:type="autofit"/>
+        <w:tblLook w:firstColumn="1" w:firstRow="1" w:lastColumn="0" w:lastRow="0" w:noHBand="0" w:noVBand="1" w:val="04A0"/>
+      </w:tblPr>
+      <w:tblGrid>
+        <w:gridCol w:w="2448"/>
+        <w:gridCol w:w="2448"/>
+        <w:gridCol w:w="2448"/>
+        <w:gridCol w:w="2448"/>
+      </w:tblGrid>
+      <w:tr>
+        <w:tc>
+          <w:tcPr>
+            <w:tcW w:type="dxa" w:w="2448"/>
+            <w:shd w:fill="F2F4F7"/>
+            <w:vAlign w:val="center"/>
+          </w:tcPr>
+          <w:p>
+            <w:r/>
+            <w:r>
+              <w:rPr>
+                <w:b/>
+                <w:sz w:val="18"/>
+              </w:rPr>
+              <w:t>场景</w:t>
+            </w:r>
+          </w:p>
+        </w:tc>
+        <w:tc>
+          <w:tcPr>
+            <w:tcW w:type="dxa" w:w="2448"/>
+            <w:shd w:fill="F2F4F7"/>
+            <w:vAlign w:val="center"/>
+          </w:tcPr>
+          <w:p>
+            <w:r/>
+            <w:r>
+              <w:rPr>
+                <w:b/>
+                <w:sz w:val="18"/>
+              </w:rPr>
+              <w:t>状态变化</w:t>
+            </w:r>
+          </w:p>
+        </w:tc>
+        <w:tc>
+          <w:tcPr>
+            <w:tcW w:type="dxa" w:w="2448"/>
+            <w:shd w:fill="F2F4F7"/>
+            <w:vAlign w:val="center"/>
+          </w:tcPr>
+          <w:p>
+            <w:r/>
+            <w:r>
+              <w:rPr>
+                <w:b/>
+                <w:sz w:val="18"/>
+              </w:rPr>
+              <w:t>任务变化</w:t>
+            </w:r>
+          </w:p>
+        </w:tc>
+        <w:tc>
+          <w:tcPr>
+            <w:tcW w:type="dxa" w:w="2448"/>
+            <w:shd w:fill="F2F4F7"/>
+            <w:vAlign w:val="center"/>
+          </w:tcPr>
+          <w:p>
+            <w:r/>
+            <w:r>
+              <w:rPr>
+                <w:b/>
+                <w:sz w:val="18"/>
+              </w:rPr>
+              <w:t>页面观察点</w:t>
+            </w:r>
+          </w:p>
+        </w:tc>
+      </w:tr>
+      <w:tr>
+        <w:tc>
+          <w:tcPr>
+            <w:tcW w:type="dxa" w:w="2448"/>
+            <w:vAlign w:val="center"/>
+          </w:tcPr>
+          <w:p>
+            <w:r/>
+            <w:r>
+              <w:rPr>
+                <w:b w:val="0"/>
+                <w:sz w:val="18"/>
+              </w:rPr>
+              <w:t>审批打回到重新定稿</w:t>
+            </w:r>
+          </w:p>
+        </w:tc>
+        <w:tc>
+          <w:tcPr>
+            <w:tcW w:type="dxa" w:w="2448"/>
+            <w:vAlign w:val="center"/>
+          </w:tcPr>
+          <w:p>
+            <w:r/>
+            <w:r>
+              <w:rPr>
+                <w:b w:val="0"/>
+                <w:sz w:val="18"/>
+              </w:rPr>
+              <w:t>FINALIZED -&gt; RETURNED</w:t>
+            </w:r>
+          </w:p>
+        </w:tc>
+        <w:tc>
+          <w:tcPr>
+            <w:tcW w:type="dxa" w:w="2448"/>
+            <w:vAlign w:val="center"/>
+          </w:tcPr>
+          <w:p>
+            <w:r/>
+            <w:r>
+              <w:rPr>
+                <w:b w:val="0"/>
+                <w:sz w:val="18"/>
+              </w:rPr>
+              <w:t>审批任务记录 REJECTED/打回；生成起草人 REVISE 待办</w:t>
+            </w:r>
+          </w:p>
+        </w:tc>
+        <w:tc>
+          <w:tcPr>
+            <w:tcW w:type="dxa" w:w="2448"/>
+            <w:vAlign w:val="center"/>
+          </w:tcPr>
+          <w:p>
+            <w:r/>
+            <w:r>
+              <w:rPr>
+                <w:b w:val="0"/>
+                <w:sz w:val="18"/>
+              </w:rPr>
+              <w:t>回退目标显示重新定稿，第 1 轮任务保留</w:t>
+            </w:r>
+          </w:p>
+        </w:tc>
+      </w:tr>
+      <w:tr>
+        <w:tc>
+          <w:tcPr>
+            <w:tcW w:type="dxa" w:w="2448"/>
+            <w:vAlign w:val="center"/>
+          </w:tcPr>
+          <w:p>
+            <w:r/>
+            <w:r>
+              <w:rPr>
+                <w:b w:val="0"/>
+                <w:sz w:val="18"/>
+              </w:rPr>
+              <w:t>起草人恢复</w:t>
+            </w:r>
+          </w:p>
+        </w:tc>
+        <w:tc>
+          <w:tcPr>
+            <w:tcW w:type="dxa" w:w="2448"/>
+            <w:vAlign w:val="center"/>
+          </w:tcPr>
+          <w:p>
+            <w:r/>
+            <w:r>
+              <w:rPr>
+                <w:b w:val="0"/>
+                <w:sz w:val="18"/>
+              </w:rPr>
+              <w:t>RETURNED -&gt; COUNTERSIGNED 或 DRAFT -&gt; ASSIGNED</w:t>
+            </w:r>
+          </w:p>
+        </w:tc>
+        <w:tc>
+          <w:tcPr>
+            <w:tcW w:type="dxa" w:w="2448"/>
+            <w:vAlign w:val="center"/>
+          </w:tcPr>
+          <w:p>
+            <w:r/>
+            <w:r>
+              <w:rPr>
+                <w:b w:val="0"/>
+                <w:sz w:val="18"/>
+              </w:rPr>
+              <w:t>currentRound + 1；旧轮未完成任务 SUPERSEDED；新轮生成当前待办</w:t>
+            </w:r>
+          </w:p>
+        </w:tc>
+        <w:tc>
+          <w:tcPr>
+            <w:tcW w:type="dxa" w:w="2448"/>
+            <w:vAlign w:val="center"/>
+          </w:tcPr>
+          <w:p>
+            <w:r/>
+            <w:r>
+              <w:rPr>
+                <w:b w:val="0"/>
+                <w:sz w:val="18"/>
+              </w:rPr>
+              <w:t>回退模型页出现第 2 轮当前轮和第 1 轮历史轮</w:t>
+            </w:r>
+          </w:p>
+        </w:tc>
+      </w:tr>
+      <w:tr>
+        <w:tc>
+          <w:tcPr>
+            <w:tcW w:type="dxa" w:w="2448"/>
+            <w:vAlign w:val="center"/>
+          </w:tcPr>
+          <w:p>
+            <w:r/>
+            <w:r>
+              <w:rPr>
+                <w:b w:val="0"/>
+                <w:sz w:val="18"/>
+              </w:rPr>
+              <w:t>撤回合同</w:t>
+            </w:r>
+          </w:p>
+        </w:tc>
+        <w:tc>
+          <w:tcPr>
+            <w:tcW w:type="dxa" w:w="2448"/>
+            <w:vAlign w:val="center"/>
+          </w:tcPr>
+          <w:p>
+            <w:r/>
+            <w:r>
+              <w:rPr>
+                <w:b w:val="0"/>
+                <w:sz w:val="18"/>
+              </w:rPr>
+              <w:t>ASSIGNED -&gt; DRAFT</w:t>
+            </w:r>
+          </w:p>
+        </w:tc>
+        <w:tc>
+          <w:tcPr>
+            <w:tcW w:type="dxa" w:w="2448"/>
+            <w:vAlign w:val="center"/>
+          </w:tcPr>
+          <w:p>
+            <w:r/>
+            <w:r>
+              <w:rPr>
+                <w:b w:val="0"/>
+                <w:sz w:val="18"/>
+              </w:rPr>
+              <w:t>保留已分配人员，后续恢复时跳过重新分配</w:t>
+            </w:r>
+          </w:p>
+        </w:tc>
+        <w:tc>
+          <w:tcPr>
+            <w:tcW w:type="dxa" w:w="2448"/>
+            <w:vAlign w:val="center"/>
+          </w:tcPr>
+          <w:p>
+            <w:r/>
+            <w:r>
+              <w:rPr>
+                <w:b w:val="0"/>
+                <w:sz w:val="18"/>
+              </w:rPr>
+              <w:t>基础信息显示保留分配提示</w:t>
+            </w:r>
+          </w:p>
+        </w:tc>
+      </w:tr>
+      <w:tr>
+        <w:tc>
+          <w:tcPr>
+            <w:tcW w:type="dxa" w:w="2448"/>
+            <w:vAlign w:val="center"/>
+          </w:tcPr>
+          <w:p>
+            <w:r/>
+            <w:r>
+              <w:rPr>
+                <w:b w:val="0"/>
+                <w:sz w:val="18"/>
+              </w:rPr>
+              <w:t>撤回任务</w:t>
+            </w:r>
+          </w:p>
+        </w:tc>
+        <w:tc>
+          <w:tcPr>
+            <w:tcW w:type="dxa" w:w="2448"/>
+            <w:vAlign w:val="center"/>
+          </w:tcPr>
+          <w:p>
+            <w:r/>
+            <w:r>
+              <w:rPr>
+                <w:b w:val="0"/>
+                <w:sz w:val="18"/>
+              </w:rPr>
+              <w:t>回退到上一可处理环节</w:t>
+            </w:r>
+          </w:p>
+        </w:tc>
+        <w:tc>
+          <w:tcPr>
+            <w:tcW w:type="dxa" w:w="2448"/>
+            <w:vAlign w:val="center"/>
+          </w:tcPr>
+          <w:p>
+            <w:r/>
+            <w:r>
+              <w:rPr>
+                <w:b w:val="0"/>
+                <w:sz w:val="18"/>
+              </w:rPr>
+              <w:t>最近已处理任务重新变为 PENDING，后续未完成任务关闭</w:t>
+            </w:r>
+          </w:p>
+        </w:tc>
+        <w:tc>
+          <w:tcPr>
+            <w:tcW w:type="dxa" w:w="2448"/>
+            <w:vAlign w:val="center"/>
+          </w:tcPr>
+          <w:p>
+            <w:r/>
+            <w:r>
+              <w:rPr>
+                <w:b w:val="0"/>
+                <w:sz w:val="18"/>
+              </w:rPr>
+              <w:t>我的待办和按钮状态同步更新</w:t>
+            </w:r>
+          </w:p>
+        </w:tc>
+      </w:tr>
+      <w:tr>
+        <w:tc>
+          <w:tcPr>
+            <w:tcW w:type="dxa" w:w="2448"/>
+            <w:vAlign w:val="center"/>
+          </w:tcPr>
+          <w:p>
+            <w:r/>
+            <w:r>
+              <w:rPr>
+                <w:b w:val="0"/>
+                <w:sz w:val="18"/>
+              </w:rPr>
+              <w:t>签订完成</w:t>
+            </w:r>
+          </w:p>
+        </w:tc>
+        <w:tc>
+          <w:tcPr>
+            <w:tcW w:type="dxa" w:w="2448"/>
+            <w:vAlign w:val="center"/>
+          </w:tcPr>
+          <w:p>
+            <w:r/>
+            <w:r>
+              <w:rPr>
+                <w:b w:val="0"/>
+                <w:sz w:val="18"/>
+              </w:rPr>
+              <w:t>APPROVED -&gt; SIGNED</w:t>
+            </w:r>
+          </w:p>
+        </w:tc>
+        <w:tc>
+          <w:tcPr>
+            <w:tcW w:type="dxa" w:w="2448"/>
+            <w:vAlign w:val="center"/>
+          </w:tcPr>
+          <w:p>
+            <w:r/>
+            <w:r>
+              <w:rPr>
+                <w:b w:val="0"/>
+                <w:sz w:val="18"/>
+              </w:rPr>
+              <w:t>签订任务 DONE，流程终止</w:t>
+            </w:r>
+          </w:p>
+        </w:tc>
+        <w:tc>
+          <w:tcPr>
+            <w:tcW w:type="dxa" w:w="2448"/>
+            <w:vAlign w:val="center"/>
+          </w:tcPr>
+          <w:p>
+            <w:r/>
+            <w:r>
+              <w:rPr>
+                <w:b w:val="0"/>
+                <w:sz w:val="18"/>
+              </w:rPr>
+              <w:t>只允许查看，不再展示编辑/恢复按钮</w:t>
+            </w:r>
+          </w:p>
+        </w:tc>
+      </w:tr>
+    </w:tbl>
+    <w:p/>
+    <w:p>
+      <w:pPr>
         <w:pStyle w:val="Heading1"/>
       </w:pPr>
       <w:r>
-        <w:t>4. 界面样式</w:t>
+        <w:t>5. 权限与安全设计</w:t>
+      </w:r>
+    </w:p>
+    <w:tbl>
+      <w:tblPr>
+        <w:tblStyle w:val="TableGrid"/>
+        <w:tblW w:type="auto" w:w="0"/>
+        <w:tblLayout w:type="autofit"/>
+        <w:tblLook w:firstColumn="1" w:firstRow="1" w:lastColumn="0" w:lastRow="0" w:noHBand="0" w:noVBand="1" w:val="04A0"/>
+      </w:tblPr>
+      <w:tblGrid>
+        <w:gridCol w:w="3264"/>
+        <w:gridCol w:w="3264"/>
+        <w:gridCol w:w="3264"/>
+      </w:tblGrid>
+      <w:tr>
+        <w:tc>
+          <w:tcPr>
+            <w:tcW w:type="dxa" w:w="3264"/>
+            <w:shd w:fill="F2F4F7"/>
+            <w:vAlign w:val="center"/>
+          </w:tcPr>
+          <w:p>
+            <w:r/>
+            <w:r>
+              <w:rPr>
+                <w:b/>
+                <w:sz w:val="18"/>
+              </w:rPr>
+              <w:t>安全点</w:t>
+            </w:r>
+          </w:p>
+        </w:tc>
+        <w:tc>
+          <w:tcPr>
+            <w:tcW w:type="dxa" w:w="3264"/>
+            <w:shd w:fill="F2F4F7"/>
+            <w:vAlign w:val="center"/>
+          </w:tcPr>
+          <w:p>
+            <w:r/>
+            <w:r>
+              <w:rPr>
+                <w:b/>
+                <w:sz w:val="18"/>
+              </w:rPr>
+              <w:t>实现</w:t>
+            </w:r>
+          </w:p>
+        </w:tc>
+        <w:tc>
+          <w:tcPr>
+            <w:tcW w:type="dxa" w:w="3264"/>
+            <w:shd w:fill="F2F4F7"/>
+            <w:vAlign w:val="center"/>
+          </w:tcPr>
+          <w:p>
+            <w:r/>
+            <w:r>
+              <w:rPr>
+                <w:b/>
+                <w:sz w:val="18"/>
+              </w:rPr>
+              <w:t>说明</w:t>
+            </w:r>
+          </w:p>
+        </w:tc>
+      </w:tr>
+      <w:tr>
+        <w:tc>
+          <w:tcPr>
+            <w:tcW w:type="dxa" w:w="3264"/>
+            <w:vAlign w:val="center"/>
+          </w:tcPr>
+          <w:p>
+            <w:r/>
+            <w:r>
+              <w:rPr>
+                <w:b w:val="0"/>
+                <w:sz w:val="18"/>
+              </w:rPr>
+              <w:t>登录认证</w:t>
+            </w:r>
+          </w:p>
+        </w:tc>
+        <w:tc>
+          <w:tcPr>
+            <w:tcW w:type="dxa" w:w="3264"/>
+            <w:vAlign w:val="center"/>
+          </w:tcPr>
+          <w:p>
+            <w:r/>
+            <w:r>
+              <w:rPr>
+                <w:b w:val="0"/>
+                <w:sz w:val="18"/>
+              </w:rPr>
+              <w:t>AuthController + JwtTokenProvider + JwtAuthenticationFilter</w:t>
+            </w:r>
+          </w:p>
+        </w:tc>
+        <w:tc>
+          <w:tcPr>
+            <w:tcW w:type="dxa" w:w="3264"/>
+            <w:vAlign w:val="center"/>
+          </w:tcPr>
+          <w:p>
+            <w:r/>
+            <w:r>
+              <w:rPr>
+                <w:b w:val="0"/>
+                <w:sz w:val="18"/>
+              </w:rPr>
+              <w:t>登录成功返回 JWT，后续请求通过 Authorization Bearer token 认证</w:t>
+            </w:r>
+          </w:p>
+        </w:tc>
+      </w:tr>
+      <w:tr>
+        <w:tc>
+          <w:tcPr>
+            <w:tcW w:type="dxa" w:w="3264"/>
+            <w:vAlign w:val="center"/>
+          </w:tcPr>
+          <w:p>
+            <w:r/>
+            <w:r>
+              <w:rPr>
+                <w:b w:val="0"/>
+                <w:sz w:val="18"/>
+              </w:rPr>
+              <w:t>接口授权</w:t>
+            </w:r>
+          </w:p>
+        </w:tc>
+        <w:tc>
+          <w:tcPr>
+            <w:tcW w:type="dxa" w:w="3264"/>
+            <w:vAlign w:val="center"/>
+          </w:tcPr>
+          <w:p>
+            <w:r/>
+            <w:r>
+              <w:rPr>
+                <w:b w:val="0"/>
+                <w:sz w:val="18"/>
+              </w:rPr>
+              <w:t>@RequirePermission + RequirePermissionAuthorizationManager</w:t>
+            </w:r>
+          </w:p>
+        </w:tc>
+        <w:tc>
+          <w:tcPr>
+            <w:tcW w:type="dxa" w:w="3264"/>
+            <w:vAlign w:val="center"/>
+          </w:tcPr>
+          <w:p>
+            <w:r/>
+            <w:r>
+              <w:rPr>
+                <w:b w:val="0"/>
+                <w:sz w:val="18"/>
+              </w:rPr>
+              <w:t>每个业务接口声明权限点，未授权返回 403</w:t>
+            </w:r>
+          </w:p>
+        </w:tc>
+      </w:tr>
+      <w:tr>
+        <w:tc>
+          <w:tcPr>
+            <w:tcW w:type="dxa" w:w="3264"/>
+            <w:vAlign w:val="center"/>
+          </w:tcPr>
+          <w:p>
+            <w:r/>
+            <w:r>
+              <w:rPr>
+                <w:b w:val="0"/>
+                <w:sz w:val="18"/>
+              </w:rPr>
+              <w:t>当前用户</w:t>
+            </w:r>
+          </w:p>
+        </w:tc>
+        <w:tc>
+          <w:tcPr>
+            <w:tcW w:type="dxa" w:w="3264"/>
+            <w:vAlign w:val="center"/>
+          </w:tcPr>
+          <w:p>
+            <w:r/>
+            <w:r>
+              <w:rPr>
+                <w:b w:val="0"/>
+                <w:sz w:val="18"/>
+              </w:rPr>
+              <w:t>@CurrentUser + 参数解析器</w:t>
+            </w:r>
+          </w:p>
+        </w:tc>
+        <w:tc>
+          <w:tcPr>
+            <w:tcW w:type="dxa" w:w="3264"/>
+            <w:vAlign w:val="center"/>
+          </w:tcPr>
+          <w:p>
+            <w:r/>
+            <w:r>
+              <w:rPr>
+                <w:b w:val="0"/>
+                <w:sz w:val="18"/>
+              </w:rPr>
+              <w:t>业务服务拿到真实用户对象，避免客户端传 userId 冒充</w:t>
+            </w:r>
+          </w:p>
+        </w:tc>
+      </w:tr>
+      <w:tr>
+        <w:tc>
+          <w:tcPr>
+            <w:tcW w:type="dxa" w:w="3264"/>
+            <w:vAlign w:val="center"/>
+          </w:tcPr>
+          <w:p>
+            <w:r/>
+            <w:r>
+              <w:rPr>
+                <w:b w:val="0"/>
+                <w:sz w:val="18"/>
+              </w:rPr>
+              <w:t>角色权限</w:t>
+            </w:r>
+          </w:p>
+        </w:tc>
+        <w:tc>
+          <w:tcPr>
+            <w:tcW w:type="dxa" w:w="3264"/>
+            <w:vAlign w:val="center"/>
+          </w:tcPr>
+          <w:p>
+            <w:r/>
+            <w:r>
+              <w:rPr>
+                <w:b w:val="0"/>
+                <w:sz w:val="18"/>
+              </w:rPr>
+              <w:t>SysUser、SysRole、SysPermission 多对多</w:t>
+            </w:r>
+          </w:p>
+        </w:tc>
+        <w:tc>
+          <w:tcPr>
+            <w:tcW w:type="dxa" w:w="3264"/>
+            <w:vAlign w:val="center"/>
+          </w:tcPr>
+          <w:p>
+            <w:r/>
+            <w:r>
+              <w:rPr>
+                <w:b w:val="0"/>
+                <w:sz w:val="18"/>
+              </w:rPr>
+              <w:t>管理员可管理用户、角色、权限，演示账号按角色隔离</w:t>
+            </w:r>
+          </w:p>
+        </w:tc>
+      </w:tr>
+      <w:tr>
+        <w:tc>
+          <w:tcPr>
+            <w:tcW w:type="dxa" w:w="3264"/>
+            <w:vAlign w:val="center"/>
+          </w:tcPr>
+          <w:p>
+            <w:r/>
+            <w:r>
+              <w:rPr>
+                <w:b w:val="0"/>
+                <w:sz w:val="18"/>
+              </w:rPr>
+              <w:t>文件安全</w:t>
+            </w:r>
+          </w:p>
+        </w:tc>
+        <w:tc>
+          <w:tcPr>
+            <w:tcW w:type="dxa" w:w="3264"/>
+            <w:vAlign w:val="center"/>
+          </w:tcPr>
+          <w:p>
+            <w:r/>
+            <w:r>
+              <w:rPr>
+                <w:b w:val="0"/>
+                <w:sz w:val="18"/>
+              </w:rPr>
+              <w:t>扩展名、大小、文件魔数校验</w:t>
+            </w:r>
+          </w:p>
+        </w:tc>
+        <w:tc>
+          <w:tcPr>
+            <w:tcW w:type="dxa" w:w="3264"/>
+            <w:vAlign w:val="center"/>
+          </w:tcPr>
+          <w:p>
+            <w:r/>
+            <w:r>
+              <w:rPr>
+                <w:b w:val="0"/>
+                <w:sz w:val="18"/>
+              </w:rPr>
+              <w:t>防止伪装 PDF/DOCX/图片进入附件或模板库</w:t>
+            </w:r>
+          </w:p>
+        </w:tc>
+      </w:tr>
+      <w:tr>
+        <w:tc>
+          <w:tcPr>
+            <w:tcW w:type="dxa" w:w="3264"/>
+            <w:vAlign w:val="center"/>
+          </w:tcPr>
+          <w:p>
+            <w:r/>
+            <w:r>
+              <w:rPr>
+                <w:b w:val="0"/>
+                <w:sz w:val="18"/>
+              </w:rPr>
+              <w:t>导出安全</w:t>
+            </w:r>
+          </w:p>
+        </w:tc>
+        <w:tc>
+          <w:tcPr>
+            <w:tcW w:type="dxa" w:w="3264"/>
+            <w:vAlign w:val="center"/>
+          </w:tcPr>
+          <w:p>
+            <w:r/>
+            <w:r>
+              <w:rPr>
+                <w:b w:val="0"/>
+                <w:sz w:val="18"/>
+              </w:rPr>
+              <w:t>CsvEscaper</w:t>
+            </w:r>
+          </w:p>
+        </w:tc>
+        <w:tc>
+          <w:tcPr>
+            <w:tcW w:type="dxa" w:w="3264"/>
+            <w:vAlign w:val="center"/>
+          </w:tcPr>
+          <w:p>
+            <w:r/>
+            <w:r>
+              <w:rPr>
+                <w:b w:val="0"/>
+                <w:sz w:val="18"/>
+              </w:rPr>
+              <w:t>逗号、引号、换行转义，并防护 Excel 公式注入</w:t>
+            </w:r>
+          </w:p>
+        </w:tc>
+      </w:tr>
+    </w:tbl>
+    <w:p/>
+    <w:p>
+      <w:pPr>
+        <w:pStyle w:val="Heading1"/>
+      </w:pPr>
+      <w:r>
+        <w:t>6. 界面样式</w:t>
       </w:r>
     </w:p>
     <w:p>
@@ -378,11 +2709,16 @@
       </w:r>
     </w:p>
     <w:p>
+      <w:r>
+        <w:t>界面延续中期版本的深色侧栏、青绿色状态色和卡片式内容区。结题阶段重点新增合同详情页签：流程任务、流程时间线、版本历史、回退模型和附件。回退模型页面将当前轮、历史轮、回退目标和保留分配集中展示，便于验收人员直接判断多轮流程是否正确。</w:t>
+      </w:r>
+    </w:p>
+    <w:p>
       <w:pPr>
         <w:pStyle w:val="Heading1"/>
       </w:pPr>
       <w:r>
-        <w:t>5. 关键设计创新说明</w:t>
+        <w:t>7. 关键设计创新说明</w:t>
       </w:r>
     </w:p>
     <w:tbl>
@@ -701,6 +3037,55 @@
         </w:tc>
       </w:tr>
     </w:tbl>
+    <w:p/>
+    <w:p>
+      <w:pPr>
+        <w:pStyle w:val="Heading1"/>
+      </w:pPr>
+      <w:r>
+        <w:t>8. 可维护性设计</w:t>
+      </w:r>
+    </w:p>
+    <w:p>
+      <w:pPr>
+        <w:pStyle w:val="ListBullet"/>
+      </w:pPr>
+      <w:r>
+        <w:t>数据库迁移按 H2、PostgreSQL、MySQL 分目录维护，避免测试库和部署库结构漂移。</w:t>
+      </w:r>
+    </w:p>
+    <w:p>
+      <w:pPr>
+        <w:pStyle w:val="ListBullet"/>
+      </w:pPr>
+      <w:r>
+        <w:t>合同查询、统计、导出、附件、模板分别拆分服务，避免 ContractService 继续膨胀。</w:t>
+      </w:r>
+    </w:p>
+    <w:p>
+      <w:pPr>
+        <w:pStyle w:val="ListBullet"/>
+      </w:pPr>
+      <w:r>
+        <w:t>前端常量 contract.js 统一状态标签，StatusBadge 和 PipelineStepper 复用状态展示。</w:t>
+      </w:r>
+    </w:p>
+    <w:p>
+      <w:pPr>
+        <w:pStyle w:val="ListBullet"/>
+      </w:pPr>
+      <w:r>
+        <w:t>演示脚本通过 API 预填充状态，再用 Playwright 截图/录制，减少手工演示的不确定性。</w:t>
+      </w:r>
+    </w:p>
+    <w:p>
+      <w:pPr>
+        <w:pStyle w:val="ListBullet"/>
+      </w:pPr>
+      <w:r>
+        <w:t>测试报告和使用手册引用同一套功能路径：登录、模板、起草、附件、分配、回退、时间线、版本、查询和日志。</w:t>
+      </w:r>
+    </w:p>
     <w:sectPr>
       <w:footerReference w:type="default" r:id="rId9"/>
       <w:pgSz w:w="12240" w:h="15840"/>
